--- a/User Guide.docx
+++ b/User Guide.docx
@@ -4,25 +4,25 @@
   <w:body>
     <w:p>
       <w:pPr>
-        <w:pStyle w:val="LO-normal"/>
-        <w:rPr/>
-      </w:pPr>
-      <w:r>
-        <w:rPr/>
-      </w:r>
-    </w:p>
-    <w:p>
-      <w:pPr>
-        <w:pStyle w:val="LO-normal"/>
-        <w:rPr/>
-      </w:pPr>
-      <w:r>
-        <w:rPr/>
-      </w:r>
-    </w:p>
-    <w:p>
-      <w:pPr>
-        <w:pStyle w:val="LO-normal"/>
+        <w:pStyle w:val="Normal1"/>
+        <w:rPr/>
+      </w:pPr>
+      <w:r>
+        <w:rPr/>
+      </w:r>
+    </w:p>
+    <w:p>
+      <w:pPr>
+        <w:pStyle w:val="Normal1"/>
+        <w:rPr/>
+      </w:pPr>
+      <w:r>
+        <w:rPr/>
+      </w:r>
+    </w:p>
+    <w:p>
+      <w:pPr>
+        <w:pStyle w:val="Normal1"/>
         <w:tabs>
           <w:tab w:val="clear" w:pos="720"/>
           <w:tab w:val="left" w:pos="488" w:leader="none"/>
@@ -48,7 +48,7 @@
     </w:p>
     <w:p>
       <w:pPr>
-        <w:pStyle w:val="LO-normal"/>
+        <w:pStyle w:val="Normal1"/>
         <w:tabs>
           <w:tab w:val="clear" w:pos="720"/>
           <w:tab w:val="left" w:pos="488" w:leader="none"/>
@@ -63,7 +63,7 @@
           <w:sz w:val="24"/>
           <w:szCs w:val="24"/>
         </w:rPr>
-        <w:t>Usag</w:t>
+        <w:t>Us</w:t>
       </w:r>
       <w:r>
         <w:rPr>
@@ -71,7 +71,7 @@
           <w:sz w:val="24"/>
           <w:szCs w:val="24"/>
         </w:rPr>
-        <w:t>r</w:t>
+        <w:t>er</w:t>
       </w:r>
       <w:r>
         <w:rPr>
@@ -92,367 +92,367 @@
     </w:p>
     <w:p>
       <w:pPr>
-        <w:pStyle w:val="LO-normal"/>
-        <w:rPr/>
-      </w:pPr>
-      <w:r>
-        <w:rPr/>
-      </w:r>
-    </w:p>
-    <w:p>
-      <w:pPr>
-        <w:pStyle w:val="LO-normal"/>
-        <w:rPr/>
-      </w:pPr>
-      <w:r>
-        <w:rPr/>
-      </w:r>
-    </w:p>
-    <w:p>
-      <w:pPr>
-        <w:pStyle w:val="LO-normal"/>
-        <w:rPr/>
-      </w:pPr>
-      <w:r>
-        <w:rPr/>
-      </w:r>
-    </w:p>
-    <w:p>
-      <w:pPr>
-        <w:pStyle w:val="LO-normal"/>
-        <w:rPr/>
-      </w:pPr>
-      <w:r>
-        <w:rPr/>
-      </w:r>
-    </w:p>
-    <w:p>
-      <w:pPr>
-        <w:pStyle w:val="LO-normal"/>
-        <w:rPr/>
-      </w:pPr>
-      <w:r>
-        <w:rPr/>
-      </w:r>
-    </w:p>
-    <w:p>
-      <w:pPr>
-        <w:pStyle w:val="LO-normal"/>
-        <w:rPr/>
-      </w:pPr>
-      <w:r>
-        <w:rPr/>
-      </w:r>
-    </w:p>
-    <w:p>
-      <w:pPr>
-        <w:pStyle w:val="LO-normal"/>
-        <w:rPr/>
-      </w:pPr>
-      <w:r>
-        <w:rPr/>
-      </w:r>
-    </w:p>
-    <w:p>
-      <w:pPr>
-        <w:pStyle w:val="LO-normal"/>
-        <w:rPr/>
-      </w:pPr>
-      <w:r>
-        <w:rPr/>
-      </w:r>
-    </w:p>
-    <w:p>
-      <w:pPr>
-        <w:pStyle w:val="LO-normal"/>
-        <w:rPr/>
-      </w:pPr>
-      <w:r>
-        <w:rPr/>
-      </w:r>
-    </w:p>
-    <w:p>
-      <w:pPr>
-        <w:pStyle w:val="LO-normal"/>
-        <w:rPr/>
-      </w:pPr>
-      <w:r>
-        <w:rPr/>
-      </w:r>
-    </w:p>
-    <w:p>
-      <w:pPr>
-        <w:pStyle w:val="LO-normal"/>
-        <w:rPr/>
-      </w:pPr>
-      <w:r>
-        <w:rPr/>
-      </w:r>
-    </w:p>
-    <w:p>
-      <w:pPr>
-        <w:pStyle w:val="LO-normal"/>
-        <w:rPr/>
-      </w:pPr>
-      <w:r>
-        <w:rPr/>
-      </w:r>
-    </w:p>
-    <w:p>
-      <w:pPr>
-        <w:pStyle w:val="LO-normal"/>
-        <w:rPr/>
-      </w:pPr>
-      <w:r>
-        <w:rPr/>
-      </w:r>
-    </w:p>
-    <w:p>
-      <w:pPr>
-        <w:pStyle w:val="LO-normal"/>
-        <w:rPr/>
-      </w:pPr>
-      <w:r>
-        <w:rPr/>
-      </w:r>
-    </w:p>
-    <w:p>
-      <w:pPr>
-        <w:pStyle w:val="LO-normal"/>
-        <w:rPr/>
-      </w:pPr>
-      <w:r>
-        <w:rPr/>
-      </w:r>
-    </w:p>
-    <w:p>
-      <w:pPr>
-        <w:pStyle w:val="LO-normal"/>
-        <w:rPr/>
-      </w:pPr>
-      <w:r>
-        <w:rPr/>
-      </w:r>
-    </w:p>
-    <w:p>
-      <w:pPr>
-        <w:pStyle w:val="LO-normal"/>
-        <w:rPr/>
-      </w:pPr>
-      <w:r>
-        <w:rPr/>
-      </w:r>
-    </w:p>
-    <w:p>
-      <w:pPr>
-        <w:pStyle w:val="LO-normal"/>
-        <w:rPr/>
-      </w:pPr>
-      <w:r>
-        <w:rPr/>
-      </w:r>
-    </w:p>
-    <w:p>
-      <w:pPr>
-        <w:pStyle w:val="LO-normal"/>
-        <w:rPr/>
-      </w:pPr>
-      <w:r>
-        <w:rPr/>
-      </w:r>
-    </w:p>
-    <w:p>
-      <w:pPr>
-        <w:pStyle w:val="LO-normal"/>
-        <w:rPr/>
-      </w:pPr>
-      <w:r>
-        <w:rPr/>
-      </w:r>
-    </w:p>
-    <w:p>
-      <w:pPr>
-        <w:pStyle w:val="LO-normal"/>
-        <w:rPr/>
-      </w:pPr>
-      <w:r>
-        <w:rPr/>
-      </w:r>
-    </w:p>
-    <w:p>
-      <w:pPr>
-        <w:pStyle w:val="LO-normal"/>
-        <w:rPr/>
-      </w:pPr>
-      <w:r>
-        <w:rPr/>
-      </w:r>
-    </w:p>
-    <w:p>
-      <w:pPr>
-        <w:pStyle w:val="LO-normal"/>
-        <w:rPr/>
-      </w:pPr>
-      <w:r>
-        <w:rPr/>
-      </w:r>
-    </w:p>
-    <w:p>
-      <w:pPr>
-        <w:pStyle w:val="LO-normal"/>
-        <w:rPr/>
-      </w:pPr>
-      <w:r>
-        <w:rPr/>
-      </w:r>
-    </w:p>
-    <w:p>
-      <w:pPr>
-        <w:pStyle w:val="LO-normal"/>
-        <w:rPr/>
-      </w:pPr>
-      <w:r>
-        <w:rPr/>
-      </w:r>
-    </w:p>
-    <w:p>
-      <w:pPr>
-        <w:pStyle w:val="LO-normal"/>
-        <w:rPr/>
-      </w:pPr>
-      <w:r>
-        <w:rPr/>
-      </w:r>
-    </w:p>
-    <w:p>
-      <w:pPr>
-        <w:pStyle w:val="LO-normal"/>
-        <w:rPr/>
-      </w:pPr>
-      <w:r>
-        <w:rPr/>
-      </w:r>
-    </w:p>
-    <w:p>
-      <w:pPr>
-        <w:pStyle w:val="LO-normal"/>
-        <w:rPr/>
-      </w:pPr>
-      <w:r>
-        <w:rPr/>
-      </w:r>
-    </w:p>
-    <w:p>
-      <w:pPr>
-        <w:pStyle w:val="LO-normal"/>
-        <w:rPr/>
-      </w:pPr>
-      <w:r>
-        <w:rPr/>
-      </w:r>
-    </w:p>
-    <w:p>
-      <w:pPr>
-        <w:pStyle w:val="LO-normal"/>
-        <w:rPr/>
-      </w:pPr>
-      <w:r>
-        <w:rPr/>
-      </w:r>
-    </w:p>
-    <w:p>
-      <w:pPr>
-        <w:pStyle w:val="LO-normal"/>
-        <w:rPr/>
-      </w:pPr>
-      <w:r>
-        <w:rPr/>
-      </w:r>
-    </w:p>
-    <w:p>
-      <w:pPr>
-        <w:pStyle w:val="LO-normal"/>
-        <w:rPr/>
-      </w:pPr>
-      <w:r>
-        <w:rPr/>
-      </w:r>
-    </w:p>
-    <w:p>
-      <w:pPr>
-        <w:pStyle w:val="LO-normal"/>
-        <w:rPr/>
-      </w:pPr>
-      <w:r>
-        <w:rPr/>
-      </w:r>
-    </w:p>
-    <w:p>
-      <w:pPr>
-        <w:pStyle w:val="LO-normal"/>
-        <w:rPr/>
-      </w:pPr>
-      <w:r>
-        <w:rPr/>
-      </w:r>
-    </w:p>
-    <w:p>
-      <w:pPr>
-        <w:pStyle w:val="LO-normal"/>
-        <w:rPr/>
-      </w:pPr>
-      <w:r>
-        <w:rPr/>
-      </w:r>
-    </w:p>
-    <w:p>
-      <w:pPr>
-        <w:pStyle w:val="LO-normal"/>
-        <w:rPr/>
-      </w:pPr>
-      <w:r>
-        <w:rPr/>
-      </w:r>
-    </w:p>
-    <w:p>
-      <w:pPr>
-        <w:pStyle w:val="LO-normal"/>
-        <w:rPr/>
-      </w:pPr>
-      <w:r>
-        <w:rPr/>
-      </w:r>
-    </w:p>
-    <w:p>
-      <w:pPr>
-        <w:pStyle w:val="LO-normal"/>
-        <w:rPr/>
-      </w:pPr>
-      <w:r>
-        <w:rPr/>
-      </w:r>
-    </w:p>
-    <w:p>
-      <w:pPr>
-        <w:pStyle w:val="LO-normal"/>
-        <w:rPr/>
-      </w:pPr>
-      <w:r>
-        <w:rPr/>
-      </w:r>
-    </w:p>
-    <w:p>
-      <w:pPr>
-        <w:pStyle w:val="LO-normal"/>
-        <w:rPr/>
-      </w:pPr>
-      <w:r>
-        <w:rPr/>
-      </w:r>
-    </w:p>
-    <w:p>
-      <w:pPr>
-        <w:pStyle w:val="LO-normal"/>
+        <w:pStyle w:val="Normal1"/>
+        <w:rPr/>
+      </w:pPr>
+      <w:r>
+        <w:rPr/>
+      </w:r>
+    </w:p>
+    <w:p>
+      <w:pPr>
+        <w:pStyle w:val="Normal1"/>
+        <w:rPr/>
+      </w:pPr>
+      <w:r>
+        <w:rPr/>
+      </w:r>
+    </w:p>
+    <w:p>
+      <w:pPr>
+        <w:pStyle w:val="Normal1"/>
+        <w:rPr/>
+      </w:pPr>
+      <w:r>
+        <w:rPr/>
+      </w:r>
+    </w:p>
+    <w:p>
+      <w:pPr>
+        <w:pStyle w:val="Normal1"/>
+        <w:rPr/>
+      </w:pPr>
+      <w:r>
+        <w:rPr/>
+      </w:r>
+    </w:p>
+    <w:p>
+      <w:pPr>
+        <w:pStyle w:val="Normal1"/>
+        <w:rPr/>
+      </w:pPr>
+      <w:r>
+        <w:rPr/>
+      </w:r>
+    </w:p>
+    <w:p>
+      <w:pPr>
+        <w:pStyle w:val="Normal1"/>
+        <w:rPr/>
+      </w:pPr>
+      <w:r>
+        <w:rPr/>
+      </w:r>
+    </w:p>
+    <w:p>
+      <w:pPr>
+        <w:pStyle w:val="Normal1"/>
+        <w:rPr/>
+      </w:pPr>
+      <w:r>
+        <w:rPr/>
+      </w:r>
+    </w:p>
+    <w:p>
+      <w:pPr>
+        <w:pStyle w:val="Normal1"/>
+        <w:rPr/>
+      </w:pPr>
+      <w:r>
+        <w:rPr/>
+      </w:r>
+    </w:p>
+    <w:p>
+      <w:pPr>
+        <w:pStyle w:val="Normal1"/>
+        <w:rPr/>
+      </w:pPr>
+      <w:r>
+        <w:rPr/>
+      </w:r>
+    </w:p>
+    <w:p>
+      <w:pPr>
+        <w:pStyle w:val="Normal1"/>
+        <w:rPr/>
+      </w:pPr>
+      <w:r>
+        <w:rPr/>
+      </w:r>
+    </w:p>
+    <w:p>
+      <w:pPr>
+        <w:pStyle w:val="Normal1"/>
+        <w:rPr/>
+      </w:pPr>
+      <w:r>
+        <w:rPr/>
+      </w:r>
+    </w:p>
+    <w:p>
+      <w:pPr>
+        <w:pStyle w:val="Normal1"/>
+        <w:rPr/>
+      </w:pPr>
+      <w:r>
+        <w:rPr/>
+      </w:r>
+    </w:p>
+    <w:p>
+      <w:pPr>
+        <w:pStyle w:val="Normal1"/>
+        <w:rPr/>
+      </w:pPr>
+      <w:r>
+        <w:rPr/>
+      </w:r>
+    </w:p>
+    <w:p>
+      <w:pPr>
+        <w:pStyle w:val="Normal1"/>
+        <w:rPr/>
+      </w:pPr>
+      <w:r>
+        <w:rPr/>
+      </w:r>
+    </w:p>
+    <w:p>
+      <w:pPr>
+        <w:pStyle w:val="Normal1"/>
+        <w:rPr/>
+      </w:pPr>
+      <w:r>
+        <w:rPr/>
+      </w:r>
+    </w:p>
+    <w:p>
+      <w:pPr>
+        <w:pStyle w:val="Normal1"/>
+        <w:rPr/>
+      </w:pPr>
+      <w:r>
+        <w:rPr/>
+      </w:r>
+    </w:p>
+    <w:p>
+      <w:pPr>
+        <w:pStyle w:val="Normal1"/>
+        <w:rPr/>
+      </w:pPr>
+      <w:r>
+        <w:rPr/>
+      </w:r>
+    </w:p>
+    <w:p>
+      <w:pPr>
+        <w:pStyle w:val="Normal1"/>
+        <w:rPr/>
+      </w:pPr>
+      <w:r>
+        <w:rPr/>
+      </w:r>
+    </w:p>
+    <w:p>
+      <w:pPr>
+        <w:pStyle w:val="Normal1"/>
+        <w:rPr/>
+      </w:pPr>
+      <w:r>
+        <w:rPr/>
+      </w:r>
+    </w:p>
+    <w:p>
+      <w:pPr>
+        <w:pStyle w:val="Normal1"/>
+        <w:rPr/>
+      </w:pPr>
+      <w:r>
+        <w:rPr/>
+      </w:r>
+    </w:p>
+    <w:p>
+      <w:pPr>
+        <w:pStyle w:val="Normal1"/>
+        <w:rPr/>
+      </w:pPr>
+      <w:r>
+        <w:rPr/>
+      </w:r>
+    </w:p>
+    <w:p>
+      <w:pPr>
+        <w:pStyle w:val="Normal1"/>
+        <w:rPr/>
+      </w:pPr>
+      <w:r>
+        <w:rPr/>
+      </w:r>
+    </w:p>
+    <w:p>
+      <w:pPr>
+        <w:pStyle w:val="Normal1"/>
+        <w:rPr/>
+      </w:pPr>
+      <w:r>
+        <w:rPr/>
+      </w:r>
+    </w:p>
+    <w:p>
+      <w:pPr>
+        <w:pStyle w:val="Normal1"/>
+        <w:rPr/>
+      </w:pPr>
+      <w:r>
+        <w:rPr/>
+      </w:r>
+    </w:p>
+    <w:p>
+      <w:pPr>
+        <w:pStyle w:val="Normal1"/>
+        <w:rPr/>
+      </w:pPr>
+      <w:r>
+        <w:rPr/>
+      </w:r>
+    </w:p>
+    <w:p>
+      <w:pPr>
+        <w:pStyle w:val="Normal1"/>
+        <w:rPr/>
+      </w:pPr>
+      <w:r>
+        <w:rPr/>
+      </w:r>
+    </w:p>
+    <w:p>
+      <w:pPr>
+        <w:pStyle w:val="Normal1"/>
+        <w:rPr/>
+      </w:pPr>
+      <w:r>
+        <w:rPr/>
+      </w:r>
+    </w:p>
+    <w:p>
+      <w:pPr>
+        <w:pStyle w:val="Normal1"/>
+        <w:rPr/>
+      </w:pPr>
+      <w:r>
+        <w:rPr/>
+      </w:r>
+    </w:p>
+    <w:p>
+      <w:pPr>
+        <w:pStyle w:val="Normal1"/>
+        <w:rPr/>
+      </w:pPr>
+      <w:r>
+        <w:rPr/>
+      </w:r>
+    </w:p>
+    <w:p>
+      <w:pPr>
+        <w:pStyle w:val="Normal1"/>
+        <w:rPr/>
+      </w:pPr>
+      <w:r>
+        <w:rPr/>
+      </w:r>
+    </w:p>
+    <w:p>
+      <w:pPr>
+        <w:pStyle w:val="Normal1"/>
+        <w:rPr/>
+      </w:pPr>
+      <w:r>
+        <w:rPr/>
+      </w:r>
+    </w:p>
+    <w:p>
+      <w:pPr>
+        <w:pStyle w:val="Normal1"/>
+        <w:rPr/>
+      </w:pPr>
+      <w:r>
+        <w:rPr/>
+      </w:r>
+    </w:p>
+    <w:p>
+      <w:pPr>
+        <w:pStyle w:val="Normal1"/>
+        <w:rPr/>
+      </w:pPr>
+      <w:r>
+        <w:rPr/>
+      </w:r>
+    </w:p>
+    <w:p>
+      <w:pPr>
+        <w:pStyle w:val="Normal1"/>
+        <w:rPr/>
+      </w:pPr>
+      <w:r>
+        <w:rPr/>
+      </w:r>
+    </w:p>
+    <w:p>
+      <w:pPr>
+        <w:pStyle w:val="Normal1"/>
+        <w:rPr/>
+      </w:pPr>
+      <w:r>
+        <w:rPr/>
+      </w:r>
+    </w:p>
+    <w:p>
+      <w:pPr>
+        <w:pStyle w:val="Normal1"/>
+        <w:rPr/>
+      </w:pPr>
+      <w:r>
+        <w:rPr/>
+      </w:r>
+    </w:p>
+    <w:p>
+      <w:pPr>
+        <w:pStyle w:val="Normal1"/>
+        <w:rPr/>
+      </w:pPr>
+      <w:r>
+        <w:rPr/>
+      </w:r>
+    </w:p>
+    <w:p>
+      <w:pPr>
+        <w:pStyle w:val="Normal1"/>
+        <w:rPr/>
+      </w:pPr>
+      <w:r>
+        <w:rPr/>
+      </w:r>
+    </w:p>
+    <w:p>
+      <w:pPr>
+        <w:pStyle w:val="Normal1"/>
+        <w:rPr/>
+      </w:pPr>
+      <w:r>
+        <w:rPr/>
+      </w:r>
+    </w:p>
+    <w:p>
+      <w:pPr>
+        <w:pStyle w:val="Normal1"/>
+        <w:rPr/>
+      </w:pPr>
+      <w:r>
+        <w:rPr/>
+      </w:r>
+    </w:p>
+    <w:p>
+      <w:pPr>
+        <w:pStyle w:val="Normal1"/>
         <w:rPr/>
       </w:pPr>
       <w:r>
@@ -473,16 +473,16 @@
     </w:p>
     <w:p>
       <w:pPr>
-        <w:pStyle w:val="LO-normal"/>
-        <w:rPr/>
-      </w:pPr>
-      <w:r>
-        <w:rPr/>
-      </w:r>
-    </w:p>
-    <w:p>
-      <w:pPr>
-        <w:pStyle w:val="LO-normal"/>
+        <w:pStyle w:val="Normal1"/>
+        <w:rPr/>
+      </w:pPr>
+      <w:r>
+        <w:rPr/>
+      </w:r>
+    </w:p>
+    <w:p>
+      <w:pPr>
+        <w:pStyle w:val="Normal1"/>
         <w:rPr/>
       </w:pPr>
       <w:r>
@@ -528,34 +528,34 @@
     </w:p>
     <w:p>
       <w:pPr>
-        <w:pStyle w:val="LO-normal"/>
-        <w:rPr/>
-      </w:pPr>
-      <w:r>
-        <w:rPr/>
-      </w:r>
-    </w:p>
-    <w:p>
-      <w:pPr>
-        <w:pStyle w:val="LO-normal"/>
-        <w:rPr/>
-      </w:pPr>
-      <w:r>
-        <w:rPr/>
-      </w:r>
-    </w:p>
-    <w:p>
-      <w:pPr>
-        <w:pStyle w:val="LO-normal"/>
-        <w:rPr/>
-      </w:pPr>
-      <w:r>
-        <w:rPr/>
-      </w:r>
-    </w:p>
-    <w:p>
-      <w:pPr>
-        <w:pStyle w:val="LO-normal"/>
+        <w:pStyle w:val="Normal1"/>
+        <w:rPr/>
+      </w:pPr>
+      <w:r>
+        <w:rPr/>
+      </w:r>
+    </w:p>
+    <w:p>
+      <w:pPr>
+        <w:pStyle w:val="Normal1"/>
+        <w:rPr/>
+      </w:pPr>
+      <w:r>
+        <w:rPr/>
+      </w:r>
+    </w:p>
+    <w:p>
+      <w:pPr>
+        <w:pStyle w:val="Normal1"/>
+        <w:rPr/>
+      </w:pPr>
+      <w:r>
+        <w:rPr/>
+      </w:r>
+    </w:p>
+    <w:p>
+      <w:pPr>
+        <w:pStyle w:val="Normal1"/>
         <w:rPr/>
       </w:pPr>
       <w:r>
@@ -567,7 +567,7 @@
     </w:p>
     <w:p>
       <w:pPr>
-        <w:pStyle w:val="LO-normal"/>
+        <w:pStyle w:val="Normal1"/>
         <w:rPr/>
       </w:pPr>
       <w:r>
@@ -577,7 +577,7 @@
     </w:p>
     <w:p>
       <w:pPr>
-        <w:pStyle w:val="LO-normal"/>
+        <w:pStyle w:val="Normal1"/>
         <w:rPr/>
       </w:pPr>
       <w:r>
@@ -587,7 +587,7 @@
     </w:p>
     <w:p>
       <w:pPr>
-        <w:pStyle w:val="LO-normal"/>
+        <w:pStyle w:val="Normal1"/>
         <w:rPr/>
       </w:pPr>
       <w:r>
@@ -597,7 +597,7 @@
     </w:p>
     <w:p>
       <w:pPr>
-        <w:pStyle w:val="LO-normal"/>
+        <w:pStyle w:val="Normal1"/>
         <w:rPr/>
       </w:pPr>
       <w:r>
@@ -607,7 +607,7 @@
     </w:p>
     <w:p>
       <w:pPr>
-        <w:pStyle w:val="LO-normal"/>
+        <w:pStyle w:val="Normal1"/>
         <w:rPr/>
       </w:pPr>
       <w:r>
@@ -617,7 +617,7 @@
     </w:p>
     <w:p>
       <w:pPr>
-        <w:pStyle w:val="LO-normal"/>
+        <w:pStyle w:val="Normal1"/>
         <w:rPr/>
       </w:pPr>
       <w:r>
@@ -627,7 +627,7 @@
     </w:p>
     <w:p>
       <w:pPr>
-        <w:pStyle w:val="LO-normal"/>
+        <w:pStyle w:val="Normal1"/>
         <w:rPr/>
       </w:pPr>
       <w:r>
@@ -637,88 +637,88 @@
     </w:p>
     <w:p>
       <w:pPr>
-        <w:pStyle w:val="LO-normal"/>
-        <w:rPr/>
-      </w:pPr>
-      <w:r>
-        <w:rPr/>
-      </w:r>
-    </w:p>
-    <w:p>
-      <w:pPr>
-        <w:pStyle w:val="LO-normal"/>
-        <w:rPr/>
-      </w:pPr>
-      <w:r>
-        <w:rPr/>
-      </w:r>
-    </w:p>
-    <w:p>
-      <w:pPr>
-        <w:pStyle w:val="LO-normal"/>
-        <w:rPr/>
-      </w:pPr>
-      <w:r>
-        <w:rPr/>
-      </w:r>
-    </w:p>
-    <w:p>
-      <w:pPr>
-        <w:pStyle w:val="LO-normal"/>
-        <w:rPr/>
-      </w:pPr>
-      <w:r>
-        <w:rPr/>
-      </w:r>
-    </w:p>
-    <w:p>
-      <w:pPr>
-        <w:pStyle w:val="LO-normal"/>
-        <w:rPr/>
-      </w:pPr>
-      <w:r>
-        <w:rPr/>
-      </w:r>
-    </w:p>
-    <w:p>
-      <w:pPr>
-        <w:pStyle w:val="LO-normal"/>
-        <w:rPr/>
-      </w:pPr>
-      <w:r>
-        <w:rPr/>
-      </w:r>
-    </w:p>
-    <w:p>
-      <w:pPr>
-        <w:pStyle w:val="LO-normal"/>
-        <w:rPr/>
-      </w:pPr>
-      <w:r>
-        <w:rPr/>
-      </w:r>
-    </w:p>
-    <w:p>
-      <w:pPr>
-        <w:pStyle w:val="LO-normal"/>
-        <w:rPr/>
-      </w:pPr>
-      <w:r>
-        <w:rPr/>
-      </w:r>
-    </w:p>
-    <w:p>
-      <w:pPr>
-        <w:pStyle w:val="LO-normal"/>
-        <w:rPr/>
-      </w:pPr>
-      <w:r>
-        <w:rPr/>
-      </w:r>
-    </w:p>
-    <w:p>
-      <w:pPr>
-        <w:pStyle w:val="LO-normal"/>
+        <w:pStyle w:val="Normal1"/>
+        <w:rPr/>
+      </w:pPr>
+      <w:r>
+        <w:rPr/>
+      </w:r>
+    </w:p>
+    <w:p>
+      <w:pPr>
+        <w:pStyle w:val="Normal1"/>
+        <w:rPr/>
+      </w:pPr>
+      <w:r>
+        <w:rPr/>
+      </w:r>
+    </w:p>
+    <w:p>
+      <w:pPr>
+        <w:pStyle w:val="Normal1"/>
+        <w:rPr/>
+      </w:pPr>
+      <w:r>
+        <w:rPr/>
+      </w:r>
+    </w:p>
+    <w:p>
+      <w:pPr>
+        <w:pStyle w:val="Normal1"/>
+        <w:rPr/>
+      </w:pPr>
+      <w:r>
+        <w:rPr/>
+      </w:r>
+    </w:p>
+    <w:p>
+      <w:pPr>
+        <w:pStyle w:val="Normal1"/>
+        <w:rPr/>
+      </w:pPr>
+      <w:r>
+        <w:rPr/>
+      </w:r>
+    </w:p>
+    <w:p>
+      <w:pPr>
+        <w:pStyle w:val="Normal1"/>
+        <w:rPr/>
+      </w:pPr>
+      <w:r>
+        <w:rPr/>
+      </w:r>
+    </w:p>
+    <w:p>
+      <w:pPr>
+        <w:pStyle w:val="Normal1"/>
+        <w:rPr/>
+      </w:pPr>
+      <w:r>
+        <w:rPr/>
+      </w:r>
+    </w:p>
+    <w:p>
+      <w:pPr>
+        <w:pStyle w:val="Normal1"/>
+        <w:rPr/>
+      </w:pPr>
+      <w:r>
+        <w:rPr/>
+      </w:r>
+    </w:p>
+    <w:p>
+      <w:pPr>
+        <w:pStyle w:val="Normal1"/>
+        <w:rPr/>
+      </w:pPr>
+      <w:r>
+        <w:rPr/>
+      </w:r>
+    </w:p>
+    <w:p>
+      <w:pPr>
+        <w:pStyle w:val="Normal1"/>
         <w:rPr/>
       </w:pPr>
       <w:r>
@@ -739,7 +739,7 @@
     </w:p>
     <w:p>
       <w:pPr>
-        <w:pStyle w:val="LO-normal"/>
+        <w:pStyle w:val="Normal1"/>
         <w:rPr/>
       </w:pPr>
       <w:r>
@@ -785,7 +785,7 @@
     </w:p>
     <w:p>
       <w:pPr>
-        <w:pStyle w:val="LO-normal"/>
+        <w:pStyle w:val="Normal1"/>
         <w:rPr/>
       </w:pPr>
       <w:r>
@@ -795,16 +795,16 @@
     </w:p>
     <w:p>
       <w:pPr>
-        <w:pStyle w:val="LO-normal"/>
-        <w:rPr/>
-      </w:pPr>
-      <w:r>
-        <w:rPr/>
-      </w:r>
-    </w:p>
-    <w:p>
-      <w:pPr>
-        <w:pStyle w:val="LO-normal"/>
+        <w:pStyle w:val="Normal1"/>
+        <w:rPr/>
+      </w:pPr>
+      <w:r>
+        <w:rPr/>
+      </w:r>
+    </w:p>
+    <w:p>
+      <w:pPr>
+        <w:pStyle w:val="Normal1"/>
         <w:ind w:firstLine="720"/>
         <w:rPr/>
       </w:pPr>
@@ -814,27 +814,35 @@
     </w:p>
     <w:p>
       <w:pPr>
-        <w:pStyle w:val="LO-normal"/>
+        <w:pStyle w:val="Normal1"/>
         <w:ind w:left="0" w:firstLine="720"/>
         <w:rPr/>
       </w:pPr>
       <w:r>
         <w:rPr/>
-        <w:t>The playlist allows you to add patterns in a sequence. Every level, the patterns in the same level are played simultaneously. When playing a song from the picture above, it will play pattern 1 of audio file samples (track one) and pattern 2 of MIDI output 1 channel 1 (track 2) at the same time. Then it will play pattern 1 of track one 3 times in a row.</w:t>
-      </w:r>
-    </w:p>
-    <w:p>
-      <w:pPr>
-        <w:pStyle w:val="LO-normal"/>
-        <w:rPr/>
-      </w:pPr>
-      <w:r>
-        <w:rPr/>
-      </w:r>
-    </w:p>
-    <w:p>
-      <w:pPr>
-        <w:pStyle w:val="LO-normal"/>
+        <w:t xml:space="preserve">The playlist allows you to add patterns in a sequence. Every level, the patterns in the same level are played simultaneously. </w:t>
+      </w:r>
+      <w:r>
+        <w:rPr/>
+        <w:t>When</w:t>
+      </w:r>
+      <w:r>
+        <w:rPr/>
+        <w:t xml:space="preserve"> playing a song from the picture above, it will play pattern 1 of audio file samples (track one) and pattern 2 of MIDI output 1 channel 1 (track 2) at the same time. Then it will play pattern 1 of track one 3 times in a row.</w:t>
+      </w:r>
+    </w:p>
+    <w:p>
+      <w:pPr>
+        <w:pStyle w:val="Normal1"/>
+        <w:rPr/>
+      </w:pPr>
+      <w:r>
+        <w:rPr/>
+      </w:r>
+    </w:p>
+    <w:p>
+      <w:pPr>
+        <w:pStyle w:val="Normal1"/>
         <w:rPr>
           <w:b/>
         </w:rPr>
@@ -848,7 +856,7 @@
     </w:p>
     <w:p>
       <w:pPr>
-        <w:pStyle w:val="LO-normal"/>
+        <w:pStyle w:val="Normal1"/>
         <w:ind w:left="0" w:hanging="0"/>
         <w:rPr/>
       </w:pPr>
@@ -859,7 +867,7 @@
     </w:p>
     <w:p>
       <w:pPr>
-        <w:pStyle w:val="LO-normal"/>
+        <w:pStyle w:val="Normal1"/>
         <w:ind w:firstLine="720"/>
         <w:rPr/>
       </w:pPr>
@@ -876,16 +884,16 @@
     </w:p>
     <w:p>
       <w:pPr>
-        <w:pStyle w:val="LO-normal"/>
-        <w:rPr/>
-      </w:pPr>
-      <w:r>
-        <w:rPr/>
-      </w:r>
-    </w:p>
-    <w:p>
-      <w:pPr>
-        <w:pStyle w:val="LO-normal"/>
+        <w:pStyle w:val="Normal1"/>
+        <w:rPr/>
+      </w:pPr>
+      <w:r>
+        <w:rPr/>
+      </w:r>
+    </w:p>
+    <w:p>
+      <w:pPr>
+        <w:pStyle w:val="Normal1"/>
         <w:rPr>
           <w:b/>
         </w:rPr>
@@ -899,7 +907,7 @@
     </w:p>
     <w:p>
       <w:pPr>
-        <w:pStyle w:val="LO-normal"/>
+        <w:pStyle w:val="Normal1"/>
         <w:rPr/>
       </w:pPr>
       <w:r>
@@ -911,16 +919,16 @@
     </w:p>
     <w:p>
       <w:pPr>
-        <w:pStyle w:val="LO-normal"/>
-        <w:rPr/>
-      </w:pPr>
-      <w:r>
-        <w:rPr/>
-      </w:r>
-    </w:p>
-    <w:p>
-      <w:pPr>
-        <w:pStyle w:val="LO-normal"/>
+        <w:pStyle w:val="Normal1"/>
+        <w:rPr/>
+      </w:pPr>
+      <w:r>
+        <w:rPr/>
+      </w:r>
+    </w:p>
+    <w:p>
+      <w:pPr>
+        <w:pStyle w:val="Normal1"/>
         <w:rPr>
           <w:b/>
         </w:rPr>
@@ -934,7 +942,7 @@
     </w:p>
     <w:p>
       <w:pPr>
-        <w:pStyle w:val="LO-normal"/>
+        <w:pStyle w:val="Normal1"/>
         <w:rPr>
           <w:b/>
         </w:rPr>
@@ -946,111 +954,111 @@
     </w:p>
     <w:p>
       <w:pPr>
-        <w:pStyle w:val="LO-normal"/>
-        <w:rPr>
-          <w:b/>
-        </w:rPr>
-      </w:pPr>
-      <w:r>
-        <w:rPr>
-          <w:b/>
-        </w:rPr>
-      </w:r>
-    </w:p>
-    <w:p>
-      <w:pPr>
-        <w:pStyle w:val="LO-normal"/>
-        <w:rPr>
-          <w:b/>
-        </w:rPr>
-      </w:pPr>
-      <w:r>
-        <w:rPr>
-          <w:b/>
-        </w:rPr>
-      </w:r>
-    </w:p>
-    <w:p>
-      <w:pPr>
-        <w:pStyle w:val="LO-normal"/>
-        <w:rPr>
-          <w:b/>
-        </w:rPr>
-      </w:pPr>
-      <w:r>
-        <w:rPr>
-          <w:b/>
-        </w:rPr>
-      </w:r>
-    </w:p>
-    <w:p>
-      <w:pPr>
-        <w:pStyle w:val="LO-normal"/>
-        <w:rPr>
-          <w:b/>
-        </w:rPr>
-      </w:pPr>
-      <w:r>
-        <w:rPr>
-          <w:b/>
-        </w:rPr>
-      </w:r>
-    </w:p>
-    <w:p>
-      <w:pPr>
-        <w:pStyle w:val="LO-normal"/>
-        <w:rPr>
-          <w:b/>
-        </w:rPr>
-      </w:pPr>
-      <w:r>
-        <w:rPr>
-          <w:b/>
-        </w:rPr>
-      </w:r>
-    </w:p>
-    <w:p>
-      <w:pPr>
-        <w:pStyle w:val="LO-normal"/>
-        <w:rPr>
-          <w:b/>
-        </w:rPr>
-      </w:pPr>
-      <w:r>
-        <w:rPr>
-          <w:b/>
-        </w:rPr>
-      </w:r>
-    </w:p>
-    <w:p>
-      <w:pPr>
-        <w:pStyle w:val="LO-normal"/>
-        <w:rPr>
-          <w:b/>
-        </w:rPr>
-      </w:pPr>
-      <w:r>
-        <w:rPr>
-          <w:b/>
-        </w:rPr>
-      </w:r>
-    </w:p>
-    <w:p>
-      <w:pPr>
-        <w:pStyle w:val="LO-normal"/>
-        <w:rPr>
-          <w:b/>
-        </w:rPr>
-      </w:pPr>
-      <w:r>
-        <w:rPr>
-          <w:b/>
-        </w:rPr>
-      </w:r>
-    </w:p>
-    <w:p>
-      <w:pPr>
-        <w:pStyle w:val="LO-normal"/>
+        <w:pStyle w:val="Normal1"/>
+        <w:rPr>
+          <w:b/>
+        </w:rPr>
+      </w:pPr>
+      <w:r>
+        <w:rPr>
+          <w:b/>
+        </w:rPr>
+      </w:r>
+    </w:p>
+    <w:p>
+      <w:pPr>
+        <w:pStyle w:val="Normal1"/>
+        <w:rPr>
+          <w:b/>
+        </w:rPr>
+      </w:pPr>
+      <w:r>
+        <w:rPr>
+          <w:b/>
+        </w:rPr>
+      </w:r>
+    </w:p>
+    <w:p>
+      <w:pPr>
+        <w:pStyle w:val="Normal1"/>
+        <w:rPr>
+          <w:b/>
+        </w:rPr>
+      </w:pPr>
+      <w:r>
+        <w:rPr>
+          <w:b/>
+        </w:rPr>
+      </w:r>
+    </w:p>
+    <w:p>
+      <w:pPr>
+        <w:pStyle w:val="Normal1"/>
+        <w:rPr>
+          <w:b/>
+        </w:rPr>
+      </w:pPr>
+      <w:r>
+        <w:rPr>
+          <w:b/>
+        </w:rPr>
+      </w:r>
+    </w:p>
+    <w:p>
+      <w:pPr>
+        <w:pStyle w:val="Normal1"/>
+        <w:rPr>
+          <w:b/>
+        </w:rPr>
+      </w:pPr>
+      <w:r>
+        <w:rPr>
+          <w:b/>
+        </w:rPr>
+      </w:r>
+    </w:p>
+    <w:p>
+      <w:pPr>
+        <w:pStyle w:val="Normal1"/>
+        <w:rPr>
+          <w:b/>
+        </w:rPr>
+      </w:pPr>
+      <w:r>
+        <w:rPr>
+          <w:b/>
+        </w:rPr>
+      </w:r>
+    </w:p>
+    <w:p>
+      <w:pPr>
+        <w:pStyle w:val="Normal1"/>
+        <w:rPr>
+          <w:b/>
+        </w:rPr>
+      </w:pPr>
+      <w:r>
+        <w:rPr>
+          <w:b/>
+        </w:rPr>
+      </w:r>
+    </w:p>
+    <w:p>
+      <w:pPr>
+        <w:pStyle w:val="Normal1"/>
+        <w:rPr>
+          <w:b/>
+        </w:rPr>
+      </w:pPr>
+      <w:r>
+        <w:rPr>
+          <w:b/>
+        </w:rPr>
+      </w:r>
+    </w:p>
+    <w:p>
+      <w:pPr>
+        <w:pStyle w:val="Normal1"/>
         <w:rPr>
           <w:i/>
           <w:i/>
@@ -1069,7 +1077,7 @@
     </w:p>
     <w:p>
       <w:pPr>
-        <w:pStyle w:val="LO-normal"/>
+        <w:pStyle w:val="Normal1"/>
         <w:ind w:left="0" w:hanging="0"/>
         <w:rPr/>
       </w:pPr>
@@ -1080,7 +1088,7 @@
     </w:p>
     <w:p>
       <w:pPr>
-        <w:pStyle w:val="LO-normal"/>
+        <w:pStyle w:val="Normal1"/>
         <w:ind w:left="0" w:firstLine="720"/>
         <w:rPr/>
       </w:pPr>
@@ -1091,7 +1099,7 @@
     </w:p>
     <w:p>
       <w:pPr>
-        <w:pStyle w:val="LO-normal"/>
+        <w:pStyle w:val="Normal1"/>
         <w:ind w:firstLine="720"/>
         <w:rPr>
           <w:i/>
@@ -1111,7 +1119,7 @@
     </w:p>
     <w:p>
       <w:pPr>
-        <w:pStyle w:val="LO-normal"/>
+        <w:pStyle w:val="Normal1"/>
         <w:ind w:left="0" w:hanging="0"/>
         <w:rPr>
           <w:i/>
@@ -1126,7 +1134,7 @@
     </w:p>
     <w:p>
       <w:pPr>
-        <w:pStyle w:val="LO-normal"/>
+        <w:pStyle w:val="Normal1"/>
         <w:ind w:left="0" w:hanging="0"/>
         <w:rPr>
           <w:b/>
@@ -1141,7 +1149,7 @@
     </w:p>
     <w:p>
       <w:pPr>
-        <w:pStyle w:val="LO-normal"/>
+        <w:pStyle w:val="Normal1"/>
         <w:ind w:left="0" w:hanging="0"/>
         <w:rPr/>
       </w:pPr>
@@ -1152,16 +1160,16 @@
     </w:p>
     <w:p>
       <w:pPr>
-        <w:pStyle w:val="LO-normal"/>
-        <w:rPr/>
-      </w:pPr>
-      <w:r>
-        <w:rPr/>
-      </w:r>
-    </w:p>
-    <w:p>
-      <w:pPr>
-        <w:pStyle w:val="LO-normal"/>
+        <w:pStyle w:val="Normal1"/>
+        <w:rPr/>
+      </w:pPr>
+      <w:r>
+        <w:rPr/>
+      </w:r>
+    </w:p>
+    <w:p>
+      <w:pPr>
+        <w:pStyle w:val="Normal1"/>
         <w:rPr/>
       </w:pPr>
       <w:r>
@@ -1177,7 +1185,7 @@
     </w:p>
     <w:p>
       <w:pPr>
-        <w:pStyle w:val="LO-normal"/>
+        <w:pStyle w:val="Normal1"/>
         <w:rPr/>
       </w:pPr>
       <w:r>
@@ -1187,16 +1195,16 @@
     </w:p>
     <w:p>
       <w:pPr>
-        <w:pStyle w:val="LO-normal"/>
-        <w:rPr/>
-      </w:pPr>
-      <w:r>
-        <w:rPr/>
-      </w:r>
-    </w:p>
-    <w:p>
-      <w:pPr>
-        <w:pStyle w:val="LO-normal"/>
+        <w:pStyle w:val="Normal1"/>
+        <w:rPr/>
+      </w:pPr>
+      <w:r>
+        <w:rPr/>
+      </w:r>
+    </w:p>
+    <w:p>
+      <w:pPr>
+        <w:pStyle w:val="Normal1"/>
         <w:rPr/>
       </w:pPr>
       <w:r>
@@ -1208,7 +1216,7 @@
     </w:p>
     <w:p>
       <w:pPr>
-        <w:pStyle w:val="LO-normal"/>
+        <w:pStyle w:val="Normal1"/>
         <w:rPr/>
       </w:pPr>
       <w:r>
@@ -1218,7 +1226,7 @@
     </w:p>
     <w:p>
       <w:pPr>
-        <w:pStyle w:val="LO-normal"/>
+        <w:pStyle w:val="Normal1"/>
         <w:rPr/>
       </w:pPr>
       <w:r>
@@ -1228,7 +1236,7 @@
     </w:p>
     <w:p>
       <w:pPr>
-        <w:pStyle w:val="LO-normal"/>
+        <w:pStyle w:val="Normal1"/>
         <w:numPr>
           <w:ilvl w:val="0"/>
           <w:numId w:val="1"/>
@@ -1245,7 +1253,7 @@
     </w:p>
     <w:p>
       <w:pPr>
-        <w:pStyle w:val="LO-normal"/>
+        <w:pStyle w:val="Normal1"/>
         <w:numPr>
           <w:ilvl w:val="0"/>
           <w:numId w:val="1"/>
@@ -1262,7 +1270,7 @@
     </w:p>
     <w:p>
       <w:pPr>
-        <w:pStyle w:val="LO-normal"/>
+        <w:pStyle w:val="Normal1"/>
         <w:numPr>
           <w:ilvl w:val="0"/>
           <w:numId w:val="1"/>
@@ -1279,7 +1287,7 @@
     </w:p>
     <w:p>
       <w:pPr>
-        <w:pStyle w:val="LO-normal"/>
+        <w:pStyle w:val="Normal1"/>
         <w:numPr>
           <w:ilvl w:val="0"/>
           <w:numId w:val="1"/>
@@ -1296,16 +1304,16 @@
     </w:p>
     <w:p>
       <w:pPr>
-        <w:pStyle w:val="LO-normal"/>
-        <w:rPr/>
-      </w:pPr>
-      <w:r>
-        <w:rPr/>
-      </w:r>
-    </w:p>
-    <w:p>
-      <w:pPr>
-        <w:pStyle w:val="LO-normal"/>
+        <w:pStyle w:val="Normal1"/>
+        <w:rPr/>
+      </w:pPr>
+      <w:r>
+        <w:rPr/>
+      </w:r>
+    </w:p>
+    <w:p>
+      <w:pPr>
+        <w:pStyle w:val="Normal1"/>
         <w:rPr>
           <w:b/>
         </w:rPr>
@@ -1319,7 +1327,7 @@
     </w:p>
     <w:p>
       <w:pPr>
-        <w:pStyle w:val="LO-normal"/>
+        <w:pStyle w:val="Normal1"/>
         <w:rPr/>
       </w:pPr>
       <w:r>
@@ -1329,61 +1337,61 @@
     </w:p>
     <w:p>
       <w:pPr>
-        <w:pStyle w:val="LO-normal"/>
-        <w:rPr/>
-      </w:pPr>
-      <w:r>
-        <w:rPr/>
-      </w:r>
-    </w:p>
-    <w:p>
-      <w:pPr>
-        <w:pStyle w:val="LO-normal"/>
-        <w:rPr/>
-      </w:pPr>
-      <w:r>
-        <w:rPr/>
-      </w:r>
-    </w:p>
-    <w:p>
-      <w:pPr>
-        <w:pStyle w:val="LO-normal"/>
-        <w:rPr/>
-      </w:pPr>
-      <w:r>
-        <w:rPr/>
-      </w:r>
-    </w:p>
-    <w:p>
-      <w:pPr>
-        <w:pStyle w:val="LO-normal"/>
-        <w:rPr/>
-      </w:pPr>
-      <w:r>
-        <w:rPr/>
-      </w:r>
-    </w:p>
-    <w:p>
-      <w:pPr>
-        <w:pStyle w:val="LO-normal"/>
-        <w:rPr/>
-      </w:pPr>
-      <w:r>
-        <w:rPr/>
-      </w:r>
-    </w:p>
-    <w:p>
-      <w:pPr>
-        <w:pStyle w:val="LO-normal"/>
-        <w:rPr/>
-      </w:pPr>
-      <w:r>
-        <w:rPr/>
-      </w:r>
-    </w:p>
-    <w:p>
-      <w:pPr>
-        <w:pStyle w:val="LO-normal"/>
+        <w:pStyle w:val="Normal1"/>
+        <w:rPr/>
+      </w:pPr>
+      <w:r>
+        <w:rPr/>
+      </w:r>
+    </w:p>
+    <w:p>
+      <w:pPr>
+        <w:pStyle w:val="Normal1"/>
+        <w:rPr/>
+      </w:pPr>
+      <w:r>
+        <w:rPr/>
+      </w:r>
+    </w:p>
+    <w:p>
+      <w:pPr>
+        <w:pStyle w:val="Normal1"/>
+        <w:rPr/>
+      </w:pPr>
+      <w:r>
+        <w:rPr/>
+      </w:r>
+    </w:p>
+    <w:p>
+      <w:pPr>
+        <w:pStyle w:val="Normal1"/>
+        <w:rPr/>
+      </w:pPr>
+      <w:r>
+        <w:rPr/>
+      </w:r>
+    </w:p>
+    <w:p>
+      <w:pPr>
+        <w:pStyle w:val="Normal1"/>
+        <w:rPr/>
+      </w:pPr>
+      <w:r>
+        <w:rPr/>
+      </w:r>
+    </w:p>
+    <w:p>
+      <w:pPr>
+        <w:pStyle w:val="Normal1"/>
+        <w:rPr/>
+      </w:pPr>
+      <w:r>
+        <w:rPr/>
+      </w:r>
+    </w:p>
+    <w:p>
+      <w:pPr>
+        <w:pStyle w:val="Normal1"/>
         <w:rPr/>
       </w:pPr>
       <w:r>
@@ -1456,7 +1464,7 @@
     </w:p>
     <w:p>
       <w:pPr>
-        <w:pStyle w:val="LO-normal"/>
+        <w:pStyle w:val="Normal1"/>
         <w:rPr/>
       </w:pPr>
       <w:r>
@@ -1466,25 +1474,25 @@
     </w:p>
     <w:p>
       <w:pPr>
-        <w:pStyle w:val="LO-normal"/>
-        <w:rPr/>
-      </w:pPr>
-      <w:r>
-        <w:rPr/>
-      </w:r>
-    </w:p>
-    <w:p>
-      <w:pPr>
-        <w:pStyle w:val="LO-normal"/>
-        <w:rPr/>
-      </w:pPr>
-      <w:r>
-        <w:rPr/>
-      </w:r>
-    </w:p>
-    <w:p>
-      <w:pPr>
-        <w:pStyle w:val="LO-normal"/>
+        <w:pStyle w:val="Normal1"/>
+        <w:rPr/>
+      </w:pPr>
+      <w:r>
+        <w:rPr/>
+      </w:r>
+    </w:p>
+    <w:p>
+      <w:pPr>
+        <w:pStyle w:val="Normal1"/>
+        <w:rPr/>
+      </w:pPr>
+      <w:r>
+        <w:rPr/>
+      </w:r>
+    </w:p>
+    <w:p>
+      <w:pPr>
+        <w:pStyle w:val="Normal1"/>
         <w:ind w:firstLine="720"/>
         <w:rPr/>
       </w:pPr>
@@ -1495,7 +1503,7 @@
     </w:p>
     <w:p>
       <w:pPr>
-        <w:pStyle w:val="LO-normal"/>
+        <w:pStyle w:val="Normal1"/>
         <w:ind w:left="0" w:hanging="0"/>
         <w:rPr/>
       </w:pPr>
@@ -1506,7 +1514,7 @@
     </w:p>
     <w:p>
       <w:pPr>
-        <w:pStyle w:val="LO-normal"/>
+        <w:pStyle w:val="Normal1"/>
         <w:ind w:left="0" w:hanging="0"/>
         <w:rPr/>
       </w:pPr>
@@ -1516,7 +1524,7 @@
     </w:p>
     <w:p>
       <w:pPr>
-        <w:pStyle w:val="LO-normal"/>
+        <w:pStyle w:val="Normal1"/>
         <w:rPr/>
       </w:pPr>
       <w:r>
@@ -1562,7 +1570,7 @@
     </w:p>
     <w:p>
       <w:pPr>
-        <w:pStyle w:val="LO-normal"/>
+        <w:pStyle w:val="Normal1"/>
         <w:rPr/>
       </w:pPr>
       <w:r>
@@ -1572,250 +1580,250 @@
     </w:p>
     <w:p>
       <w:pPr>
-        <w:pStyle w:val="LO-normal"/>
-        <w:rPr/>
-      </w:pPr>
-      <w:r>
-        <w:rPr/>
-      </w:r>
-    </w:p>
-    <w:p>
-      <w:pPr>
-        <w:pStyle w:val="LO-normal"/>
-        <w:rPr/>
-      </w:pPr>
-      <w:r>
-        <w:rPr/>
-      </w:r>
-    </w:p>
-    <w:p>
-      <w:pPr>
-        <w:pStyle w:val="LO-normal"/>
-        <w:rPr/>
-      </w:pPr>
-      <w:r>
-        <w:rPr/>
-      </w:r>
-    </w:p>
-    <w:p>
-      <w:pPr>
-        <w:pStyle w:val="LO-normal"/>
-        <w:rPr/>
-      </w:pPr>
-      <w:r>
-        <w:rPr/>
-      </w:r>
-    </w:p>
-    <w:p>
-      <w:pPr>
-        <w:pStyle w:val="LO-normal"/>
-        <w:rPr/>
-      </w:pPr>
-      <w:r>
-        <w:rPr/>
-      </w:r>
-    </w:p>
-    <w:p>
-      <w:pPr>
-        <w:pStyle w:val="LO-normal"/>
-        <w:rPr/>
-      </w:pPr>
-      <w:r>
-        <w:rPr/>
-      </w:r>
-    </w:p>
-    <w:p>
-      <w:pPr>
-        <w:pStyle w:val="LO-normal"/>
-        <w:rPr/>
-      </w:pPr>
-      <w:r>
-        <w:rPr/>
-      </w:r>
-    </w:p>
-    <w:p>
-      <w:pPr>
-        <w:pStyle w:val="LO-normal"/>
-        <w:rPr/>
-      </w:pPr>
-      <w:r>
-        <w:rPr/>
-      </w:r>
-    </w:p>
-    <w:p>
-      <w:pPr>
-        <w:pStyle w:val="LO-normal"/>
-        <w:rPr/>
-      </w:pPr>
-      <w:r>
-        <w:rPr/>
-      </w:r>
-    </w:p>
-    <w:p>
-      <w:pPr>
-        <w:pStyle w:val="LO-normal"/>
-        <w:rPr/>
-      </w:pPr>
-      <w:r>
-        <w:rPr/>
-      </w:r>
-    </w:p>
-    <w:p>
-      <w:pPr>
-        <w:pStyle w:val="LO-normal"/>
-        <w:rPr/>
-      </w:pPr>
-      <w:r>
-        <w:rPr/>
-      </w:r>
-    </w:p>
-    <w:p>
-      <w:pPr>
-        <w:pStyle w:val="LO-normal"/>
-        <w:rPr/>
-      </w:pPr>
-      <w:r>
-        <w:rPr/>
-      </w:r>
-    </w:p>
-    <w:p>
-      <w:pPr>
-        <w:pStyle w:val="LO-normal"/>
-        <w:rPr/>
-      </w:pPr>
-      <w:r>
-        <w:rPr/>
-      </w:r>
-    </w:p>
-    <w:p>
-      <w:pPr>
-        <w:pStyle w:val="LO-normal"/>
-        <w:rPr/>
-      </w:pPr>
-      <w:r>
-        <w:rPr/>
-      </w:r>
-    </w:p>
-    <w:p>
-      <w:pPr>
-        <w:pStyle w:val="LO-normal"/>
-        <w:rPr/>
-      </w:pPr>
-      <w:r>
-        <w:rPr/>
-      </w:r>
-    </w:p>
-    <w:p>
-      <w:pPr>
-        <w:pStyle w:val="LO-normal"/>
-        <w:rPr/>
-      </w:pPr>
-      <w:r>
-        <w:rPr/>
-      </w:r>
-    </w:p>
-    <w:p>
-      <w:pPr>
-        <w:pStyle w:val="LO-normal"/>
-        <w:rPr/>
-      </w:pPr>
-      <w:r>
-        <w:rPr/>
-      </w:r>
-    </w:p>
-    <w:p>
-      <w:pPr>
-        <w:pStyle w:val="LO-normal"/>
-        <w:rPr/>
-      </w:pPr>
-      <w:r>
-        <w:rPr/>
-      </w:r>
-    </w:p>
-    <w:p>
-      <w:pPr>
-        <w:pStyle w:val="LO-normal"/>
-        <w:rPr/>
-      </w:pPr>
-      <w:r>
-        <w:rPr/>
-      </w:r>
-    </w:p>
-    <w:p>
-      <w:pPr>
-        <w:pStyle w:val="LO-normal"/>
-        <w:rPr/>
-      </w:pPr>
-      <w:r>
-        <w:rPr/>
-      </w:r>
-    </w:p>
-    <w:p>
-      <w:pPr>
-        <w:pStyle w:val="LO-normal"/>
-        <w:rPr/>
-      </w:pPr>
-      <w:r>
-        <w:rPr/>
-      </w:r>
-    </w:p>
-    <w:p>
-      <w:pPr>
-        <w:pStyle w:val="LO-normal"/>
-        <w:rPr/>
-      </w:pPr>
-      <w:r>
-        <w:rPr/>
-      </w:r>
-    </w:p>
-    <w:p>
-      <w:pPr>
-        <w:pStyle w:val="LO-normal"/>
-        <w:rPr/>
-      </w:pPr>
-      <w:r>
-        <w:rPr/>
-      </w:r>
-    </w:p>
-    <w:p>
-      <w:pPr>
-        <w:pStyle w:val="LO-normal"/>
-        <w:rPr/>
-      </w:pPr>
-      <w:r>
-        <w:rPr/>
-      </w:r>
-    </w:p>
-    <w:p>
-      <w:pPr>
-        <w:pStyle w:val="LO-normal"/>
-        <w:rPr/>
-      </w:pPr>
-      <w:r>
-        <w:rPr/>
-      </w:r>
-    </w:p>
-    <w:p>
-      <w:pPr>
-        <w:pStyle w:val="LO-normal"/>
-        <w:rPr/>
-      </w:pPr>
-      <w:r>
-        <w:rPr/>
-      </w:r>
-    </w:p>
-    <w:p>
-      <w:pPr>
-        <w:pStyle w:val="LO-normal"/>
-        <w:rPr/>
-      </w:pPr>
-      <w:r>
-        <w:rPr/>
-      </w:r>
-    </w:p>
-    <w:p>
-      <w:pPr>
-        <w:pStyle w:val="LO-normal"/>
+        <w:pStyle w:val="Normal1"/>
+        <w:rPr/>
+      </w:pPr>
+      <w:r>
+        <w:rPr/>
+      </w:r>
+    </w:p>
+    <w:p>
+      <w:pPr>
+        <w:pStyle w:val="Normal1"/>
+        <w:rPr/>
+      </w:pPr>
+      <w:r>
+        <w:rPr/>
+      </w:r>
+    </w:p>
+    <w:p>
+      <w:pPr>
+        <w:pStyle w:val="Normal1"/>
+        <w:rPr/>
+      </w:pPr>
+      <w:r>
+        <w:rPr/>
+      </w:r>
+    </w:p>
+    <w:p>
+      <w:pPr>
+        <w:pStyle w:val="Normal1"/>
+        <w:rPr/>
+      </w:pPr>
+      <w:r>
+        <w:rPr/>
+      </w:r>
+    </w:p>
+    <w:p>
+      <w:pPr>
+        <w:pStyle w:val="Normal1"/>
+        <w:rPr/>
+      </w:pPr>
+      <w:r>
+        <w:rPr/>
+      </w:r>
+    </w:p>
+    <w:p>
+      <w:pPr>
+        <w:pStyle w:val="Normal1"/>
+        <w:rPr/>
+      </w:pPr>
+      <w:r>
+        <w:rPr/>
+      </w:r>
+    </w:p>
+    <w:p>
+      <w:pPr>
+        <w:pStyle w:val="Normal1"/>
+        <w:rPr/>
+      </w:pPr>
+      <w:r>
+        <w:rPr/>
+      </w:r>
+    </w:p>
+    <w:p>
+      <w:pPr>
+        <w:pStyle w:val="Normal1"/>
+        <w:rPr/>
+      </w:pPr>
+      <w:r>
+        <w:rPr/>
+      </w:r>
+    </w:p>
+    <w:p>
+      <w:pPr>
+        <w:pStyle w:val="Normal1"/>
+        <w:rPr/>
+      </w:pPr>
+      <w:r>
+        <w:rPr/>
+      </w:r>
+    </w:p>
+    <w:p>
+      <w:pPr>
+        <w:pStyle w:val="Normal1"/>
+        <w:rPr/>
+      </w:pPr>
+      <w:r>
+        <w:rPr/>
+      </w:r>
+    </w:p>
+    <w:p>
+      <w:pPr>
+        <w:pStyle w:val="Normal1"/>
+        <w:rPr/>
+      </w:pPr>
+      <w:r>
+        <w:rPr/>
+      </w:r>
+    </w:p>
+    <w:p>
+      <w:pPr>
+        <w:pStyle w:val="Normal1"/>
+        <w:rPr/>
+      </w:pPr>
+      <w:r>
+        <w:rPr/>
+      </w:r>
+    </w:p>
+    <w:p>
+      <w:pPr>
+        <w:pStyle w:val="Normal1"/>
+        <w:rPr/>
+      </w:pPr>
+      <w:r>
+        <w:rPr/>
+      </w:r>
+    </w:p>
+    <w:p>
+      <w:pPr>
+        <w:pStyle w:val="Normal1"/>
+        <w:rPr/>
+      </w:pPr>
+      <w:r>
+        <w:rPr/>
+      </w:r>
+    </w:p>
+    <w:p>
+      <w:pPr>
+        <w:pStyle w:val="Normal1"/>
+        <w:rPr/>
+      </w:pPr>
+      <w:r>
+        <w:rPr/>
+      </w:r>
+    </w:p>
+    <w:p>
+      <w:pPr>
+        <w:pStyle w:val="Normal1"/>
+        <w:rPr/>
+      </w:pPr>
+      <w:r>
+        <w:rPr/>
+      </w:r>
+    </w:p>
+    <w:p>
+      <w:pPr>
+        <w:pStyle w:val="Normal1"/>
+        <w:rPr/>
+      </w:pPr>
+      <w:r>
+        <w:rPr/>
+      </w:r>
+    </w:p>
+    <w:p>
+      <w:pPr>
+        <w:pStyle w:val="Normal1"/>
+        <w:rPr/>
+      </w:pPr>
+      <w:r>
+        <w:rPr/>
+      </w:r>
+    </w:p>
+    <w:p>
+      <w:pPr>
+        <w:pStyle w:val="Normal1"/>
+        <w:rPr/>
+      </w:pPr>
+      <w:r>
+        <w:rPr/>
+      </w:r>
+    </w:p>
+    <w:p>
+      <w:pPr>
+        <w:pStyle w:val="Normal1"/>
+        <w:rPr/>
+      </w:pPr>
+      <w:r>
+        <w:rPr/>
+      </w:r>
+    </w:p>
+    <w:p>
+      <w:pPr>
+        <w:pStyle w:val="Normal1"/>
+        <w:rPr/>
+      </w:pPr>
+      <w:r>
+        <w:rPr/>
+      </w:r>
+    </w:p>
+    <w:p>
+      <w:pPr>
+        <w:pStyle w:val="Normal1"/>
+        <w:rPr/>
+      </w:pPr>
+      <w:r>
+        <w:rPr/>
+      </w:r>
+    </w:p>
+    <w:p>
+      <w:pPr>
+        <w:pStyle w:val="Normal1"/>
+        <w:rPr/>
+      </w:pPr>
+      <w:r>
+        <w:rPr/>
+      </w:r>
+    </w:p>
+    <w:p>
+      <w:pPr>
+        <w:pStyle w:val="Normal1"/>
+        <w:rPr/>
+      </w:pPr>
+      <w:r>
+        <w:rPr/>
+      </w:r>
+    </w:p>
+    <w:p>
+      <w:pPr>
+        <w:pStyle w:val="Normal1"/>
+        <w:rPr/>
+      </w:pPr>
+      <w:r>
+        <w:rPr/>
+      </w:r>
+    </w:p>
+    <w:p>
+      <w:pPr>
+        <w:pStyle w:val="Normal1"/>
+        <w:rPr/>
+      </w:pPr>
+      <w:r>
+        <w:rPr/>
+      </w:r>
+    </w:p>
+    <w:p>
+      <w:pPr>
+        <w:pStyle w:val="Normal1"/>
+        <w:rPr/>
+      </w:pPr>
+      <w:r>
+        <w:rPr/>
+      </w:r>
+    </w:p>
+    <w:p>
+      <w:pPr>
+        <w:pStyle w:val="Normal1"/>
         <w:rPr/>
       </w:pPr>
       <w:r>
@@ -1894,16 +1902,16 @@
     </w:p>
     <w:p>
       <w:pPr>
-        <w:pStyle w:val="LO-normal"/>
-        <w:rPr/>
-      </w:pPr>
-      <w:r>
-        <w:rPr/>
-      </w:r>
-    </w:p>
-    <w:p>
-      <w:pPr>
-        <w:pStyle w:val="LO-normal"/>
+        <w:pStyle w:val="Normal1"/>
+        <w:rPr/>
+      </w:pPr>
+      <w:r>
+        <w:rPr/>
+      </w:r>
+    </w:p>
+    <w:p>
+      <w:pPr>
+        <w:pStyle w:val="Normal1"/>
         <w:ind w:firstLine="720"/>
         <w:rPr/>
       </w:pPr>
@@ -1914,7 +1922,7 @@
     </w:p>
     <w:p>
       <w:pPr>
-        <w:pStyle w:val="LO-normal"/>
+        <w:pStyle w:val="Normal1"/>
         <w:ind w:left="0" w:hanging="0"/>
         <w:rPr/>
       </w:pPr>
@@ -1924,7 +1932,7 @@
     </w:p>
     <w:p>
       <w:pPr>
-        <w:pStyle w:val="LO-normal"/>
+        <w:pStyle w:val="Normal1"/>
         <w:rPr>
           <w:i/>
           <w:i/>
@@ -1939,7 +1947,7 @@
     </w:p>
     <w:p>
       <w:pPr>
-        <w:pStyle w:val="LO-normal"/>
+        <w:pStyle w:val="Normal1"/>
         <w:rPr/>
       </w:pPr>
       <w:r>
@@ -1949,16 +1957,16 @@
     </w:p>
     <w:p>
       <w:pPr>
-        <w:pStyle w:val="LO-normal"/>
-        <w:rPr/>
-      </w:pPr>
-      <w:r>
-        <w:rPr/>
-      </w:r>
-    </w:p>
-    <w:p>
-      <w:pPr>
-        <w:pStyle w:val="LO-normal"/>
+        <w:pStyle w:val="Normal1"/>
+        <w:rPr/>
+      </w:pPr>
+      <w:r>
+        <w:rPr/>
+      </w:r>
+    </w:p>
+    <w:p>
+      <w:pPr>
+        <w:pStyle w:val="Normal1"/>
         <w:rPr/>
       </w:pPr>
       <w:r>
@@ -2004,7 +2012,7 @@
     </w:p>
     <w:p>
       <w:pPr>
-        <w:pStyle w:val="LO-normal"/>
+        <w:pStyle w:val="Normal1"/>
         <w:rPr/>
       </w:pPr>
       <w:r>
@@ -2014,16 +2022,16 @@
     </w:p>
     <w:p>
       <w:pPr>
-        <w:pStyle w:val="LO-normal"/>
-        <w:rPr/>
-      </w:pPr>
-      <w:r>
-        <w:rPr/>
-      </w:r>
-    </w:p>
-    <w:p>
-      <w:pPr>
-        <w:pStyle w:val="LO-normal"/>
+        <w:pStyle w:val="Normal1"/>
+        <w:rPr/>
+      </w:pPr>
+      <w:r>
+        <w:rPr/>
+      </w:r>
+    </w:p>
+    <w:p>
+      <w:pPr>
+        <w:pStyle w:val="Normal1"/>
         <w:rPr>
           <w:b/>
         </w:rPr>
@@ -2037,7 +2045,7 @@
     </w:p>
     <w:p>
       <w:pPr>
-        <w:pStyle w:val="LO-normal"/>
+        <w:pStyle w:val="Normal1"/>
         <w:rPr>
           <w:b/>
         </w:rPr>
@@ -2049,20 +2057,20 @@
     </w:p>
     <w:p>
       <w:pPr>
-        <w:pStyle w:val="LO-normal"/>
-        <w:rPr>
-          <w:b/>
-        </w:rPr>
-      </w:pPr>
-      <w:r>
-        <w:rPr>
-          <w:b/>
-        </w:rPr>
-      </w:r>
-    </w:p>
-    <w:p>
-      <w:pPr>
-        <w:pStyle w:val="LO-normal"/>
+        <w:pStyle w:val="Normal1"/>
+        <w:rPr>
+          <w:b/>
+        </w:rPr>
+      </w:pPr>
+      <w:r>
+        <w:rPr>
+          <w:b/>
+        </w:rPr>
+      </w:r>
+    </w:p>
+    <w:p>
+      <w:pPr>
+        <w:pStyle w:val="Normal1"/>
         <w:rPr>
           <w:b/>
         </w:rPr>
@@ -2076,7 +2084,7 @@
     </w:p>
     <w:p>
       <w:pPr>
-        <w:pStyle w:val="LO-normal"/>
+        <w:pStyle w:val="Normal1"/>
         <w:rPr>
           <w:b/>
         </w:rPr>
@@ -2088,20 +2096,20 @@
     </w:p>
     <w:p>
       <w:pPr>
-        <w:pStyle w:val="LO-normal"/>
-        <w:rPr>
-          <w:b/>
-        </w:rPr>
-      </w:pPr>
-      <w:r>
-        <w:rPr>
-          <w:b/>
-        </w:rPr>
-      </w:r>
-    </w:p>
-    <w:p>
-      <w:pPr>
-        <w:pStyle w:val="LO-normal"/>
+        <w:pStyle w:val="Normal1"/>
+        <w:rPr>
+          <w:b/>
+        </w:rPr>
+      </w:pPr>
+      <w:r>
+        <w:rPr>
+          <w:b/>
+        </w:rPr>
+      </w:r>
+    </w:p>
+    <w:p>
+      <w:pPr>
+        <w:pStyle w:val="Normal1"/>
         <w:rPr>
           <w:i/>
           <w:i/>
@@ -2116,7 +2124,7 @@
     </w:p>
     <w:p>
       <w:pPr>
-        <w:pStyle w:val="LO-normal"/>
+        <w:pStyle w:val="Normal1"/>
         <w:rPr/>
       </w:pPr>
       <w:r>
@@ -2126,16 +2134,16 @@
     </w:p>
     <w:p>
       <w:pPr>
-        <w:pStyle w:val="LO-normal"/>
-        <w:rPr/>
-      </w:pPr>
-      <w:r>
-        <w:rPr/>
-      </w:r>
-    </w:p>
-    <w:p>
-      <w:pPr>
-        <w:pStyle w:val="LO-normal"/>
+        <w:pStyle w:val="Normal1"/>
+        <w:rPr/>
+      </w:pPr>
+      <w:r>
+        <w:rPr/>
+      </w:r>
+    </w:p>
+    <w:p>
+      <w:pPr>
+        <w:pStyle w:val="Normal1"/>
         <w:rPr>
           <w:i/>
           <w:i/>
@@ -2150,7 +2158,7 @@
     </w:p>
     <w:p>
       <w:pPr>
-        <w:pStyle w:val="LO-normal"/>
+        <w:pStyle w:val="Normal1"/>
         <w:rPr/>
       </w:pPr>
       <w:r>
@@ -2160,16 +2168,16 @@
     </w:p>
     <w:p>
       <w:pPr>
-        <w:pStyle w:val="LO-normal"/>
-        <w:rPr/>
-      </w:pPr>
-      <w:r>
-        <w:rPr/>
-      </w:r>
-    </w:p>
-    <w:p>
-      <w:pPr>
-        <w:pStyle w:val="LO-normal"/>
+        <w:pStyle w:val="Normal1"/>
+        <w:rPr/>
+      </w:pPr>
+      <w:r>
+        <w:rPr/>
+      </w:r>
+    </w:p>
+    <w:p>
+      <w:pPr>
+        <w:pStyle w:val="Normal1"/>
         <w:rPr>
           <w:i/>
           <w:i/>
@@ -2184,7 +2192,7 @@
     </w:p>
     <w:p>
       <w:pPr>
-        <w:pStyle w:val="LO-normal"/>
+        <w:pStyle w:val="Normal1"/>
         <w:rPr/>
       </w:pPr>
       <w:r>
@@ -2194,16 +2202,16 @@
     </w:p>
     <w:p>
       <w:pPr>
-        <w:pStyle w:val="LO-normal"/>
-        <w:rPr/>
-      </w:pPr>
-      <w:r>
-        <w:rPr/>
-      </w:r>
-    </w:p>
-    <w:p>
-      <w:pPr>
-        <w:pStyle w:val="LO-normal"/>
+        <w:pStyle w:val="Normal1"/>
+        <w:rPr/>
+      </w:pPr>
+      <w:r>
+        <w:rPr/>
+      </w:r>
+    </w:p>
+    <w:p>
+      <w:pPr>
+        <w:pStyle w:val="Normal1"/>
         <w:rPr>
           <w:i/>
           <w:i/>
@@ -2218,7 +2226,7 @@
     </w:p>
     <w:p>
       <w:pPr>
-        <w:pStyle w:val="LO-normal"/>
+        <w:pStyle w:val="Normal1"/>
         <w:rPr/>
       </w:pPr>
       <w:r>
@@ -2228,16 +2236,16 @@
     </w:p>
     <w:p>
       <w:pPr>
-        <w:pStyle w:val="LO-normal"/>
-        <w:rPr/>
-      </w:pPr>
-      <w:r>
-        <w:rPr/>
-      </w:r>
-    </w:p>
-    <w:p>
-      <w:pPr>
-        <w:pStyle w:val="LO-normal"/>
+        <w:pStyle w:val="Normal1"/>
+        <w:rPr/>
+      </w:pPr>
+      <w:r>
+        <w:rPr/>
+      </w:r>
+    </w:p>
+    <w:p>
+      <w:pPr>
+        <w:pStyle w:val="Normal1"/>
         <w:rPr/>
       </w:pPr>
       <w:r>
@@ -2249,7 +2257,7 @@
     </w:p>
     <w:p>
       <w:pPr>
-        <w:pStyle w:val="LO-normal"/>
+        <w:pStyle w:val="Normal1"/>
         <w:rPr/>
       </w:pPr>
       <w:r>
@@ -2259,16 +2267,16 @@
     </w:p>
     <w:p>
       <w:pPr>
-        <w:pStyle w:val="LO-normal"/>
-        <w:rPr/>
-      </w:pPr>
-      <w:r>
-        <w:rPr/>
-      </w:r>
-    </w:p>
-    <w:p>
-      <w:pPr>
-        <w:pStyle w:val="LO-normal"/>
+        <w:pStyle w:val="Normal1"/>
+        <w:rPr/>
+      </w:pPr>
+      <w:r>
+        <w:rPr/>
+      </w:r>
+    </w:p>
+    <w:p>
+      <w:pPr>
+        <w:pStyle w:val="Normal1"/>
         <w:rPr>
           <w:b/>
         </w:rPr>
@@ -2282,7 +2290,7 @@
     </w:p>
     <w:p>
       <w:pPr>
-        <w:pStyle w:val="LO-normal"/>
+        <w:pStyle w:val="Normal1"/>
         <w:rPr>
           <w:b/>
         </w:rPr>
@@ -2294,115 +2302,115 @@
     </w:p>
     <w:p>
       <w:pPr>
-        <w:pStyle w:val="LO-normal"/>
-        <w:rPr/>
-      </w:pPr>
-      <w:r>
-        <w:rPr/>
-      </w:r>
-    </w:p>
-    <w:p>
-      <w:pPr>
-        <w:pStyle w:val="LO-normal"/>
-        <w:rPr/>
-      </w:pPr>
-      <w:r>
-        <w:rPr/>
-      </w:r>
-    </w:p>
-    <w:p>
-      <w:pPr>
-        <w:pStyle w:val="LO-normal"/>
-        <w:rPr/>
-      </w:pPr>
-      <w:r>
-        <w:rPr/>
-      </w:r>
-    </w:p>
-    <w:p>
-      <w:pPr>
-        <w:pStyle w:val="LO-normal"/>
-        <w:rPr/>
-      </w:pPr>
-      <w:r>
-        <w:rPr/>
-      </w:r>
-    </w:p>
-    <w:p>
-      <w:pPr>
-        <w:pStyle w:val="LO-normal"/>
-        <w:rPr/>
-      </w:pPr>
-      <w:r>
-        <w:rPr/>
-      </w:r>
-    </w:p>
-    <w:p>
-      <w:pPr>
-        <w:pStyle w:val="LO-normal"/>
-        <w:rPr/>
-      </w:pPr>
-      <w:r>
-        <w:rPr/>
-      </w:r>
-    </w:p>
-    <w:p>
-      <w:pPr>
-        <w:pStyle w:val="LO-normal"/>
-        <w:rPr/>
-      </w:pPr>
-      <w:r>
-        <w:rPr/>
-      </w:r>
-    </w:p>
-    <w:p>
-      <w:pPr>
-        <w:pStyle w:val="LO-normal"/>
-        <w:rPr/>
-      </w:pPr>
-      <w:r>
-        <w:rPr/>
-      </w:r>
-    </w:p>
-    <w:p>
-      <w:pPr>
-        <w:pStyle w:val="LO-normal"/>
-        <w:rPr/>
-      </w:pPr>
-      <w:r>
-        <w:rPr/>
-      </w:r>
-    </w:p>
-    <w:p>
-      <w:pPr>
-        <w:pStyle w:val="LO-normal"/>
-        <w:rPr/>
-      </w:pPr>
-      <w:r>
-        <w:rPr/>
-      </w:r>
-    </w:p>
-    <w:p>
-      <w:pPr>
-        <w:pStyle w:val="LO-normal"/>
-        <w:rPr/>
-      </w:pPr>
-      <w:r>
-        <w:rPr/>
-      </w:r>
-    </w:p>
-    <w:p>
-      <w:pPr>
-        <w:pStyle w:val="LO-normal"/>
-        <w:rPr/>
-      </w:pPr>
-      <w:r>
-        <w:rPr/>
-      </w:r>
-    </w:p>
-    <w:p>
-      <w:pPr>
-        <w:pStyle w:val="LO-normal"/>
+        <w:pStyle w:val="Normal1"/>
+        <w:rPr/>
+      </w:pPr>
+      <w:r>
+        <w:rPr/>
+      </w:r>
+    </w:p>
+    <w:p>
+      <w:pPr>
+        <w:pStyle w:val="Normal1"/>
+        <w:rPr/>
+      </w:pPr>
+      <w:r>
+        <w:rPr/>
+      </w:r>
+    </w:p>
+    <w:p>
+      <w:pPr>
+        <w:pStyle w:val="Normal1"/>
+        <w:rPr/>
+      </w:pPr>
+      <w:r>
+        <w:rPr/>
+      </w:r>
+    </w:p>
+    <w:p>
+      <w:pPr>
+        <w:pStyle w:val="Normal1"/>
+        <w:rPr/>
+      </w:pPr>
+      <w:r>
+        <w:rPr/>
+      </w:r>
+    </w:p>
+    <w:p>
+      <w:pPr>
+        <w:pStyle w:val="Normal1"/>
+        <w:rPr/>
+      </w:pPr>
+      <w:r>
+        <w:rPr/>
+      </w:r>
+    </w:p>
+    <w:p>
+      <w:pPr>
+        <w:pStyle w:val="Normal1"/>
+        <w:rPr/>
+      </w:pPr>
+      <w:r>
+        <w:rPr/>
+      </w:r>
+    </w:p>
+    <w:p>
+      <w:pPr>
+        <w:pStyle w:val="Normal1"/>
+        <w:rPr/>
+      </w:pPr>
+      <w:r>
+        <w:rPr/>
+      </w:r>
+    </w:p>
+    <w:p>
+      <w:pPr>
+        <w:pStyle w:val="Normal1"/>
+        <w:rPr/>
+      </w:pPr>
+      <w:r>
+        <w:rPr/>
+      </w:r>
+    </w:p>
+    <w:p>
+      <w:pPr>
+        <w:pStyle w:val="Normal1"/>
+        <w:rPr/>
+      </w:pPr>
+      <w:r>
+        <w:rPr/>
+      </w:r>
+    </w:p>
+    <w:p>
+      <w:pPr>
+        <w:pStyle w:val="Normal1"/>
+        <w:rPr/>
+      </w:pPr>
+      <w:r>
+        <w:rPr/>
+      </w:r>
+    </w:p>
+    <w:p>
+      <w:pPr>
+        <w:pStyle w:val="Normal1"/>
+        <w:rPr/>
+      </w:pPr>
+      <w:r>
+        <w:rPr/>
+      </w:r>
+    </w:p>
+    <w:p>
+      <w:pPr>
+        <w:pStyle w:val="Normal1"/>
+        <w:rPr/>
+      </w:pPr>
+      <w:r>
+        <w:rPr/>
+      </w:r>
+    </w:p>
+    <w:p>
+      <w:pPr>
+        <w:pStyle w:val="Normal1"/>
         <w:rPr/>
       </w:pPr>
       <w:r>
@@ -2423,16 +2431,16 @@
     </w:p>
     <w:p>
       <w:pPr>
-        <w:pStyle w:val="LO-normal"/>
-        <w:rPr/>
-      </w:pPr>
-      <w:r>
-        <w:rPr/>
-      </w:r>
-    </w:p>
-    <w:p>
-      <w:pPr>
-        <w:pStyle w:val="LO-normal"/>
+        <w:pStyle w:val="Normal1"/>
+        <w:rPr/>
+      </w:pPr>
+      <w:r>
+        <w:rPr/>
+      </w:r>
+    </w:p>
+    <w:p>
+      <w:pPr>
+        <w:pStyle w:val="Normal1"/>
         <w:rPr/>
       </w:pPr>
       <w:r>
@@ -2489,16 +2497,16 @@
     </w:p>
     <w:p>
       <w:pPr>
-        <w:pStyle w:val="LO-normal"/>
-        <w:rPr/>
-      </w:pPr>
-      <w:r>
-        <w:rPr/>
-      </w:r>
-    </w:p>
-    <w:p>
-      <w:pPr>
-        <w:pStyle w:val="LO-normal"/>
+        <w:pStyle w:val="Normal1"/>
+        <w:rPr/>
+      </w:pPr>
+      <w:r>
+        <w:rPr/>
+      </w:r>
+    </w:p>
+    <w:p>
+      <w:pPr>
+        <w:pStyle w:val="Normal1"/>
         <w:rPr/>
       </w:pPr>
       <w:r>
@@ -2510,7 +2518,7 @@
     </w:p>
     <w:p>
       <w:pPr>
-        <w:pStyle w:val="LO-normal"/>
+        <w:pStyle w:val="Normal1"/>
         <w:rPr/>
       </w:pPr>
       <w:r>
@@ -2520,16 +2528,16 @@
     </w:p>
     <w:p>
       <w:pPr>
-        <w:pStyle w:val="LO-normal"/>
-        <w:rPr/>
-      </w:pPr>
-      <w:r>
-        <w:rPr/>
-      </w:r>
-    </w:p>
-    <w:p>
-      <w:pPr>
-        <w:pStyle w:val="LO-normal"/>
+        <w:pStyle w:val="Normal1"/>
+        <w:rPr/>
+      </w:pPr>
+      <w:r>
+        <w:rPr/>
+      </w:r>
+    </w:p>
+    <w:p>
+      <w:pPr>
+        <w:pStyle w:val="Normal1"/>
         <w:rPr>
           <w:i/>
           <w:i/>
@@ -2544,7 +2552,7 @@
     </w:p>
     <w:p>
       <w:pPr>
-        <w:pStyle w:val="LO-normal"/>
+        <w:pStyle w:val="Normal1"/>
         <w:rPr/>
       </w:pPr>
       <w:r>
@@ -2554,16 +2562,16 @@
     </w:p>
     <w:p>
       <w:pPr>
-        <w:pStyle w:val="LO-normal"/>
-        <w:rPr/>
-      </w:pPr>
-      <w:r>
-        <w:rPr/>
-      </w:r>
-    </w:p>
-    <w:p>
-      <w:pPr>
-        <w:pStyle w:val="LO-normal"/>
+        <w:pStyle w:val="Normal1"/>
+        <w:rPr/>
+      </w:pPr>
+      <w:r>
+        <w:rPr/>
+      </w:r>
+    </w:p>
+    <w:p>
+      <w:pPr>
+        <w:pStyle w:val="Normal1"/>
         <w:rPr>
           <w:i/>
           <w:i/>
@@ -2578,7 +2586,7 @@
     </w:p>
     <w:p>
       <w:pPr>
-        <w:pStyle w:val="LO-normal"/>
+        <w:pStyle w:val="Normal1"/>
         <w:rPr/>
       </w:pPr>
       <w:r>
@@ -2588,16 +2596,16 @@
     </w:p>
     <w:p>
       <w:pPr>
-        <w:pStyle w:val="LO-normal"/>
-        <w:rPr/>
-      </w:pPr>
-      <w:r>
-        <w:rPr/>
-      </w:r>
-    </w:p>
-    <w:p>
-      <w:pPr>
-        <w:pStyle w:val="LO-normal"/>
+        <w:pStyle w:val="Normal1"/>
+        <w:rPr/>
+      </w:pPr>
+      <w:r>
+        <w:rPr/>
+      </w:r>
+    </w:p>
+    <w:p>
+      <w:pPr>
+        <w:pStyle w:val="Normal1"/>
         <w:rPr>
           <w:i/>
           <w:i/>
@@ -2612,7 +2620,7 @@
     </w:p>
     <w:p>
       <w:pPr>
-        <w:pStyle w:val="LO-normal"/>
+        <w:pStyle w:val="Normal1"/>
         <w:rPr/>
       </w:pPr>
       <w:r>
@@ -2622,16 +2630,16 @@
     </w:p>
     <w:p>
       <w:pPr>
-        <w:pStyle w:val="LO-normal"/>
-        <w:rPr/>
-      </w:pPr>
-      <w:r>
-        <w:rPr/>
-      </w:r>
-    </w:p>
-    <w:p>
-      <w:pPr>
-        <w:pStyle w:val="LO-normal"/>
+        <w:pStyle w:val="Normal1"/>
+        <w:rPr/>
+      </w:pPr>
+      <w:r>
+        <w:rPr/>
+      </w:r>
+    </w:p>
+    <w:p>
+      <w:pPr>
+        <w:pStyle w:val="Normal1"/>
         <w:rPr/>
       </w:pPr>
       <w:r>
@@ -2643,7 +2651,7 @@
     </w:p>
     <w:p>
       <w:pPr>
-        <w:pStyle w:val="LO-normal"/>
+        <w:pStyle w:val="Normal1"/>
         <w:rPr/>
       </w:pPr>
       <w:r>
@@ -2653,16 +2661,16 @@
     </w:p>
     <w:p>
       <w:pPr>
-        <w:pStyle w:val="LO-normal"/>
-        <w:rPr/>
-      </w:pPr>
-      <w:r>
-        <w:rPr/>
-      </w:r>
-    </w:p>
-    <w:p>
-      <w:pPr>
-        <w:pStyle w:val="LO-normal"/>
+        <w:pStyle w:val="Normal1"/>
+        <w:rPr/>
+      </w:pPr>
+      <w:r>
+        <w:rPr/>
+      </w:r>
+    </w:p>
+    <w:p>
+      <w:pPr>
+        <w:pStyle w:val="Normal1"/>
         <w:rPr>
           <w:b/>
         </w:rPr>
@@ -2676,7 +2684,7 @@
     </w:p>
     <w:p>
       <w:pPr>
-        <w:pStyle w:val="LO-normal"/>
+        <w:pStyle w:val="Normal1"/>
         <w:rPr/>
       </w:pPr>
       <w:r>
@@ -2686,16 +2694,16 @@
     </w:p>
     <w:p>
       <w:pPr>
-        <w:pStyle w:val="LO-normal"/>
-        <w:rPr/>
-      </w:pPr>
-      <w:r>
-        <w:rPr/>
-      </w:r>
-    </w:p>
-    <w:p>
-      <w:pPr>
-        <w:pStyle w:val="LO-normal"/>
+        <w:pStyle w:val="Normal1"/>
+        <w:rPr/>
+      </w:pPr>
+      <w:r>
+        <w:rPr/>
+      </w:r>
+    </w:p>
+    <w:p>
+      <w:pPr>
+        <w:pStyle w:val="Normal1"/>
         <w:rPr/>
       </w:pPr>
       <w:r>
@@ -2741,7 +2749,7 @@
     </w:p>
     <w:p>
       <w:pPr>
-        <w:pStyle w:val="LO-normal"/>
+        <w:pStyle w:val="Normal1"/>
         <w:rPr/>
       </w:pPr>
       <w:r>
@@ -2751,20 +2759,20 @@
     </w:p>
     <w:p>
       <w:pPr>
-        <w:pStyle w:val="LO-normal"/>
-        <w:rPr>
-          <w:b/>
-        </w:rPr>
-      </w:pPr>
-      <w:r>
-        <w:rPr>
-          <w:b/>
-        </w:rPr>
-      </w:r>
-    </w:p>
-    <w:p>
-      <w:pPr>
-        <w:pStyle w:val="LO-normal"/>
+        <w:pStyle w:val="Normal1"/>
+        <w:rPr>
+          <w:b/>
+        </w:rPr>
+      </w:pPr>
+      <w:r>
+        <w:rPr>
+          <w:b/>
+        </w:rPr>
+      </w:r>
+    </w:p>
+    <w:p>
+      <w:pPr>
+        <w:pStyle w:val="Normal1"/>
         <w:rPr>
           <w:i/>
           <w:i/>
@@ -2779,7 +2787,7 @@
     </w:p>
     <w:p>
       <w:pPr>
-        <w:pStyle w:val="LO-normal"/>
+        <w:pStyle w:val="Normal1"/>
         <w:rPr/>
       </w:pPr>
       <w:r>
@@ -2789,16 +2797,16 @@
     </w:p>
     <w:p>
       <w:pPr>
-        <w:pStyle w:val="LO-normal"/>
-        <w:rPr/>
-      </w:pPr>
-      <w:r>
-        <w:rPr/>
-      </w:r>
-    </w:p>
-    <w:p>
-      <w:pPr>
-        <w:pStyle w:val="LO-normal"/>
+        <w:pStyle w:val="Normal1"/>
+        <w:rPr/>
+      </w:pPr>
+      <w:r>
+        <w:rPr/>
+      </w:r>
+    </w:p>
+    <w:p>
+      <w:pPr>
+        <w:pStyle w:val="Normal1"/>
         <w:rPr>
           <w:b/>
         </w:rPr>
@@ -2812,7 +2820,7 @@
     </w:p>
     <w:p>
       <w:pPr>
-        <w:pStyle w:val="LO-normal"/>
+        <w:pStyle w:val="Normal1"/>
         <w:rPr/>
       </w:pPr>
       <w:r>
@@ -2822,16 +2830,16 @@
     </w:p>
     <w:p>
       <w:pPr>
-        <w:pStyle w:val="LO-normal"/>
-        <w:rPr/>
-      </w:pPr>
-      <w:r>
-        <w:rPr/>
-      </w:r>
-    </w:p>
-    <w:p>
-      <w:pPr>
-        <w:pStyle w:val="LO-normal"/>
+        <w:pStyle w:val="Normal1"/>
+        <w:rPr/>
+      </w:pPr>
+      <w:r>
+        <w:rPr/>
+      </w:r>
+    </w:p>
+    <w:p>
+      <w:pPr>
+        <w:pStyle w:val="Normal1"/>
         <w:rPr/>
       </w:pPr>
       <w:r>
@@ -2877,7 +2885,7 @@
     </w:p>
     <w:p>
       <w:pPr>
-        <w:pStyle w:val="LO-normal"/>
+        <w:pStyle w:val="Normal1"/>
         <w:rPr/>
       </w:pPr>
       <w:r>
@@ -2903,7 +2911,7 @@
 <w:hdr xmlns:o="urn:schemas-microsoft-com:office:office" xmlns:r="http://schemas.openxmlformats.org/officeDocument/2006/relationships" xmlns:v="urn:schemas-microsoft-com:vml" xmlns:w="http://schemas.openxmlformats.org/wordprocessingml/2006/main" xmlns:w10="urn:schemas-microsoft-com:office:word" xmlns:wp="http://schemas.openxmlformats.org/drawingml/2006/wordprocessingDrawing" xmlns:wps="http://schemas.microsoft.com/office/word/2010/wordprocessingShape" xmlns:wpg="http://schemas.microsoft.com/office/word/2010/wordprocessingGroup" xmlns:mc="http://schemas.openxmlformats.org/markup-compatibility/2006" xmlns:wp14="http://schemas.microsoft.com/office/word/2010/wordprocessingDrawing" xmlns:w14="http://schemas.microsoft.com/office/word/2010/wordml" xmlns:w15="http://schemas.microsoft.com/office/word/2012/wordml" mc:Ignorable="w14 wp14 w15">
   <w:p>
     <w:pPr>
-      <w:pStyle w:val="LO-normal"/>
+      <w:pStyle w:val="Normal1"/>
       <w:rPr/>
     </w:pPr>
     <w:r>
@@ -3211,7 +3219,6 @@
     <w:qFormat/>
     <w:pPr>
       <w:widowControl/>
-      <w:suppressAutoHyphens w:val="true"/>
       <w:bidi w:val="0"/>
       <w:spacing w:lineRule="auto" w:line="276" w:before="0" w:after="0"/>
       <w:jc w:val="left"/>
@@ -3227,8 +3234,8 @@
   </w:style>
   <w:style w:type="paragraph" w:styleId="Nagwek1">
     <w:name w:val="Heading 1"/>
-    <w:basedOn w:val="LO-normal"/>
-    <w:next w:val="LO-normal"/>
+    <w:basedOn w:val="Normal1"/>
+    <w:next w:val="Normal1"/>
     <w:qFormat/>
     <w:pPr>
       <w:keepNext w:val="true"/>
@@ -3243,8 +3250,8 @@
   </w:style>
   <w:style w:type="paragraph" w:styleId="Nagwek2">
     <w:name w:val="Heading 2"/>
-    <w:basedOn w:val="LO-normal"/>
-    <w:next w:val="LO-normal"/>
+    <w:basedOn w:val="Normal1"/>
+    <w:next w:val="Normal1"/>
     <w:qFormat/>
     <w:pPr>
       <w:keepNext w:val="true"/>
@@ -3260,8 +3267,8 @@
   </w:style>
   <w:style w:type="paragraph" w:styleId="Nagwek3">
     <w:name w:val="Heading 3"/>
-    <w:basedOn w:val="LO-normal"/>
-    <w:next w:val="LO-normal"/>
+    <w:basedOn w:val="Normal1"/>
+    <w:next w:val="Normal1"/>
     <w:qFormat/>
     <w:pPr>
       <w:keepNext w:val="true"/>
@@ -3278,8 +3285,8 @@
   </w:style>
   <w:style w:type="paragraph" w:styleId="Nagwek4">
     <w:name w:val="Heading 4"/>
-    <w:basedOn w:val="LO-normal"/>
-    <w:next w:val="LO-normal"/>
+    <w:basedOn w:val="Normal1"/>
+    <w:next w:val="Normal1"/>
     <w:qFormat/>
     <w:pPr>
       <w:keepNext w:val="true"/>
@@ -3295,8 +3302,8 @@
   </w:style>
   <w:style w:type="paragraph" w:styleId="Nagwek5">
     <w:name w:val="Heading 5"/>
-    <w:basedOn w:val="LO-normal"/>
-    <w:next w:val="LO-normal"/>
+    <w:basedOn w:val="Normal1"/>
+    <w:next w:val="Normal1"/>
     <w:qFormat/>
     <w:pPr>
       <w:keepNext w:val="true"/>
@@ -3312,8 +3319,8 @@
   </w:style>
   <w:style w:type="paragraph" w:styleId="Nagwek6">
     <w:name w:val="Heading 6"/>
-    <w:basedOn w:val="LO-normal"/>
-    <w:next w:val="LO-normal"/>
+    <w:basedOn w:val="Normal1"/>
+    <w:next w:val="Normal1"/>
     <w:qFormat/>
     <w:pPr>
       <w:keepNext w:val="true"/>
@@ -3386,12 +3393,11 @@
       <w:rFonts w:cs="Arial"/>
     </w:rPr>
   </w:style>
-  <w:style w:type="paragraph" w:styleId="LO-normal" w:default="1">
+  <w:style w:type="paragraph" w:styleId="Normal1" w:default="1">
     <w:name w:val="LO-normal"/>
     <w:qFormat/>
     <w:pPr>
       <w:widowControl/>
-      <w:suppressAutoHyphens w:val="true"/>
       <w:bidi w:val="0"/>
       <w:spacing w:lineRule="auto" w:line="276" w:before="0" w:after="0"/>
       <w:jc w:val="left"/>
@@ -3407,8 +3413,8 @@
   </w:style>
   <w:style w:type="paragraph" w:styleId="Tytu">
     <w:name w:val="Title"/>
-    <w:basedOn w:val="LO-normal"/>
-    <w:next w:val="LO-normal"/>
+    <w:basedOn w:val="Normal1"/>
+    <w:next w:val="Normal1"/>
     <w:qFormat/>
     <w:pPr>
       <w:keepNext w:val="true"/>
@@ -3423,8 +3429,8 @@
   </w:style>
   <w:style w:type="paragraph" w:styleId="Podtytu">
     <w:name w:val="Subtitle"/>
-    <w:basedOn w:val="LO-normal"/>
-    <w:next w:val="LO-normal"/>
+    <w:basedOn w:val="Normal1"/>
+    <w:next w:val="Normal1"/>
     <w:qFormat/>
     <w:pPr>
       <w:keepNext w:val="true"/>
